--- a/pr-preview/pr-281/index.docx
+++ b/pr-preview/pr-281/index.docx
@@ -15,7 +15,7 @@
         <w:pStyle w:val="Date"/>
       </w:pPr>
       <w:r>
-        <w:t xml:space="preserve">Last modified: 2026-10-29 13:26:36 (PDT)</w:t>
+        <w:t xml:space="preserve">Last modified: 2026-10-29 13:48:16 (PDT)</w:t>
       </w:r>
     </w:p>
     <w:bookmarkStart w:id="18" w:name="welcome"/>
@@ -511,7 +511,7 @@
       </w:r>
     </w:p>
     <w:bookmarkEnd w:id="19"/>
-    <w:bookmarkStart w:id="39" w:name="sec-additional-resources"/>
+    <w:bookmarkStart w:id="40" w:name="sec-additional-resources"/>
     <w:p>
       <w:pPr>
         <w:pStyle w:val="Heading2"/>
@@ -960,7 +960,7 @@
       </w:r>
     </w:p>
     <w:bookmarkEnd w:id="33"/>
-    <w:bookmarkStart w:id="36" w:name="textbooks-and-companion-notes"/>
+    <w:bookmarkStart w:id="37" w:name="textbooks-and-companion-notes"/>
     <w:p>
       <w:pPr>
         <w:pStyle w:val="Heading3"/>
@@ -978,7 +978,27 @@
         </w:numPr>
       </w:pPr>
       <w:r>
-        <w:t xml:space="preserve">Miller [3]</w:t>
+        <w:t xml:space="preserve">Ross [3]</w:t>
+      </w:r>
+      <w:r>
+        <w:t xml:space="preserve">, an undergraduate calculus-based</w:t>
+      </w:r>
+      <w:r>
+        <w:t xml:space="preserve"> </w:t>
+      </w:r>
+      <w:hyperlink r:id="rId34">
+        <w:r>
+          <w:rPr>
+            <w:rStyle w:val="Hyperlink"/>
+          </w:rPr>
+          <w:t xml:space="preserve">probability</w:t>
+        </w:r>
+      </w:hyperlink>
+      <w:r>
+        <w:t xml:space="preserve"> </w:t>
+      </w:r>
+      <w:r>
+        <w:t xml:space="preserve">text</w:t>
       </w:r>
     </w:p>
     <w:p>
@@ -990,7 +1010,16 @@
         </w:numPr>
       </w:pPr>
       <w:r>
-        <w:t xml:space="preserve">Blitzstein and Hwang [1]</w:t>
+        <w:t xml:space="preserve">Gut [4]</w:t>
+      </w:r>
+      <w:r>
+        <w:t xml:space="preserve">, a graduate text on the measure-theoretic foundations of probability, as a companion to</w:t>
+      </w:r>
+      <w:r>
+        <w:t xml:space="preserve"> </w:t>
+      </w:r>
+      <w:r>
+        <w:t xml:space="preserve">Billingsley [5]</w:t>
       </w:r>
     </w:p>
     <w:p>
@@ -1002,7 +1031,7 @@
         </w:numPr>
       </w:pPr>
       <w:r>
-        <w:t xml:space="preserve">Hastie et al. [4]</w:t>
+        <w:t xml:space="preserve">Miller [6]</w:t>
       </w:r>
     </w:p>
     <w:p>
@@ -1014,7 +1043,7 @@
         </w:numPr>
       </w:pPr>
       <w:r>
-        <w:t xml:space="preserve">James et al. [5]</w:t>
+        <w:t xml:space="preserve">Blitzstein and Hwang [1]</w:t>
       </w:r>
     </w:p>
     <w:p>
@@ -1026,32 +1055,7 @@
         </w:numPr>
       </w:pPr>
       <w:r>
-        <w:t xml:space="preserve">Amir Dembo and Kevin Ross,</w:t>
-      </w:r>
-      <w:r>
-        <w:t xml:space="preserve"> </w:t>
-      </w:r>
-      <w:hyperlink r:id="rId22">
-        <w:r>
-          <w:rPr>
-            <w:rStyle w:val="Hyperlink"/>
-            <w:i/>
-            <w:iCs/>
-          </w:rPr>
-          <w:t xml:space="preserve">Stochastic Processes</w:t>
-        </w:r>
-      </w:hyperlink>
-      <w:r>
-        <w:t xml:space="preserve"> </w:t>
-      </w:r>
-      <w:r>
-        <w:t xml:space="preserve">lecture notes (</w:t>
-      </w:r>
-      <w:r>
-        <w:t xml:space="preserve">Dembo and Ross [6]</w:t>
-      </w:r>
-      <w:r>
-        <w:t xml:space="preserve">, Stanford MATH 136 / STAT 219)</w:t>
+        <w:t xml:space="preserve">Hastie et al. [7]</w:t>
       </w:r>
     </w:p>
     <w:p>
@@ -1063,26 +1067,7 @@
         </w:numPr>
       </w:pPr>
       <w:r>
-        <w:t xml:space="preserve">Amir Dembo,</w:t>
-      </w:r>
-      <w:r>
-        <w:t xml:space="preserve"> </w:t>
-      </w:r>
-      <w:hyperlink r:id="rId34">
-        <w:r>
-          <w:rPr>
-            <w:rStyle w:val="Hyperlink"/>
-            <w:i/>
-            <w:iCs/>
-          </w:rPr>
-          <w:t xml:space="preserve">Probability Theory</w:t>
-        </w:r>
-      </w:hyperlink>
-      <w:r>
-        <w:t xml:space="preserve"> </w:t>
-      </w:r>
-      <w:r>
-        <w:t xml:space="preserve">lecture notes (Stanford STAT 310 / MATH 230, the measure-theoretic sequel to this material; used in STATS 310B)</w:t>
+        <w:t xml:space="preserve">James et al. [8]</w:t>
       </w:r>
     </w:p>
     <w:p>
@@ -1094,26 +1079,32 @@
         </w:numPr>
       </w:pPr>
       <w:r>
-        <w:t xml:space="preserve">John Duchi,</w:t>
-      </w:r>
-      <w:r>
-        <w:t xml:space="preserve"> </w:t>
-      </w:r>
-      <w:hyperlink r:id="rId35">
+        <w:t xml:space="preserve">Amir Dembo and Kevin Ross,</w:t>
+      </w:r>
+      <w:r>
+        <w:t xml:space="preserve"> </w:t>
+      </w:r>
+      <w:hyperlink r:id="rId22">
         <w:r>
           <w:rPr>
             <w:rStyle w:val="Hyperlink"/>
             <w:i/>
             <w:iCs/>
           </w:rPr>
-          <w:t xml:space="preserve">Lecture Notes on Statistics and Information Theory</w:t>
-        </w:r>
-      </w:hyperlink>
-      <w:r>
-        <w:t xml:space="preserve"> </w:t>
-      </w:r>
-      <w:r>
-        <w:t xml:space="preserve">(Stanford STATS 311), which develops entropy and divergences beyond the definitions here</w:t>
+          <w:t xml:space="preserve">Stochastic Processes</w:t>
+        </w:r>
+      </w:hyperlink>
+      <w:r>
+        <w:t xml:space="preserve"> </w:t>
+      </w:r>
+      <w:r>
+        <w:t xml:space="preserve">lecture notes (</w:t>
+      </w:r>
+      <w:r>
+        <w:t xml:space="preserve">Dembo and Ross [9]</w:t>
+      </w:r>
+      <w:r>
+        <w:t xml:space="preserve">, Stanford MATH 136 / STAT 219)</w:t>
       </w:r>
     </w:p>
     <w:p>
@@ -1125,18 +1116,80 @@
         </w:numPr>
       </w:pPr>
       <w:r>
-        <w:t xml:space="preserve">Morrison Lab’s</w:t>
-      </w:r>
-      <w:r>
-        <w:t xml:space="preserve"> </w:t>
-      </w:r>
-      <w:hyperlink r:id="rId17">
+        <w:t xml:space="preserve">Amir Dembo,</w:t>
+      </w:r>
+      <w:r>
+        <w:t xml:space="preserve"> </w:t>
+      </w:r>
+      <w:hyperlink r:id="rId35">
         <w:r>
           <w:rPr>
             <w:rStyle w:val="Hyperlink"/>
             <w:i/>
             <w:iCs/>
           </w:rPr>
+          <w:t xml:space="preserve">Probability Theory</w:t>
+        </w:r>
+      </w:hyperlink>
+      <w:r>
+        <w:t xml:space="preserve"> </w:t>
+      </w:r>
+      <w:r>
+        <w:t xml:space="preserve">lecture notes (Stanford STAT 310 / MATH 230, the measure-theoretic sequel to this material; used in STATS 310B)</w:t>
+      </w:r>
+    </w:p>
+    <w:p>
+      <w:pPr>
+        <w:pStyle w:val="Compact"/>
+        <w:numPr>
+          <w:ilvl w:val="0"/>
+          <w:numId w:val="1003"/>
+        </w:numPr>
+      </w:pPr>
+      <w:r>
+        <w:t xml:space="preserve">John Duchi,</w:t>
+      </w:r>
+      <w:r>
+        <w:t xml:space="preserve"> </w:t>
+      </w:r>
+      <w:hyperlink r:id="rId36">
+        <w:r>
+          <w:rPr>
+            <w:rStyle w:val="Hyperlink"/>
+            <w:i/>
+            <w:iCs/>
+          </w:rPr>
+          <w:t xml:space="preserve">Lecture Notes on Statistics and Information Theory</w:t>
+        </w:r>
+      </w:hyperlink>
+      <w:r>
+        <w:t xml:space="preserve"> </w:t>
+      </w:r>
+      <w:r>
+        <w:t xml:space="preserve">(Stanford STATS 311), which develops entropy and divergences beyond the definitions here</w:t>
+      </w:r>
+    </w:p>
+    <w:p>
+      <w:pPr>
+        <w:pStyle w:val="Compact"/>
+        <w:numPr>
+          <w:ilvl w:val="0"/>
+          <w:numId w:val="1003"/>
+        </w:numPr>
+      </w:pPr>
+      <w:r>
+        <w:t xml:space="preserve">Morrison Lab’s</w:t>
+      </w:r>
+      <w:r>
+        <w:t xml:space="preserve"> </w:t>
+      </w:r>
+      <w:hyperlink r:id="rId17">
+        <w:r>
+          <w:rPr>
+            <w:rStyle w:val="Hyperlink"/>
+            <w:i/>
+            <w:iCs/>
+          </w:rPr>
           <w:t xml:space="preserve">Regression Models for Epidemiology</w:t>
         </w:r>
       </w:hyperlink>
@@ -1150,8 +1203,8 @@
         <w:t xml:space="preserve">which applies this material to regression and survival analysis</w:t>
       </w:r>
     </w:p>
-    <w:bookmarkEnd w:id="36"/>
-    <w:bookmarkStart w:id="38" w:name="video-channels"/>
+    <w:bookmarkEnd w:id="37"/>
+    <w:bookmarkStart w:id="39" w:name="video-channels"/>
     <w:p>
       <w:pPr>
         <w:pStyle w:val="Heading3"/>
@@ -1170,7 +1223,7 @@
       <w:r>
         <w:t xml:space="preserve"> </w:t>
       </w:r>
-      <w:hyperlink r:id="rId37">
+      <w:hyperlink r:id="rId38">
         <w:r>
           <w:rPr>
             <w:rStyle w:val="Hyperlink"/>
@@ -1188,9 +1241,9 @@
         <w:t xml:space="preserve">with levels, for probability and statistics as well as machine learning, AI, computer science and mathematics.</w:t>
       </w:r>
     </w:p>
-    <w:bookmarkEnd w:id="38"/>
     <w:bookmarkEnd w:id="39"/>
-    <w:bookmarkStart w:id="51" w:name="references"/>
+    <w:bookmarkEnd w:id="40"/>
+    <w:bookmarkStart w:id="56" w:name="references"/>
     <w:p>
       <w:pPr>
         <w:pStyle w:val="Heading2"/>
@@ -1199,8 +1252,8 @@
         <w:t xml:space="preserve">References</w:t>
       </w:r>
     </w:p>
-    <w:bookmarkStart w:id="50" w:name="refs"/>
-    <w:bookmarkStart w:id="41" w:name="ref-blitzstein2019introduction"/>
+    <w:bookmarkStart w:id="55" w:name="refs"/>
+    <w:bookmarkStart w:id="42" w:name="ref-blitzstein2019introduction"/>
     <w:p>
       <w:pPr>
         <w:pStyle w:val="Bibliography"/>
@@ -1233,7 +1286,7 @@
       <w:r>
         <w:t xml:space="preserve"> </w:t>
       </w:r>
-      <w:hyperlink r:id="rId40">
+      <w:hyperlink r:id="rId41">
         <w:r>
           <w:rPr>
             <w:rStyle w:val="Hyperlink"/>
@@ -1245,8 +1298,8 @@
         <w:t xml:space="preserve">.</w:t>
       </w:r>
     </w:p>
-    <w:bookmarkEnd w:id="41"/>
-    <w:bookmarkStart w:id="42" w:name="ref-ross-probsim"/>
+    <w:bookmarkEnd w:id="42"/>
+    <w:bookmarkStart w:id="43" w:name="ref-ross-probsim"/>
     <w:p>
       <w:pPr>
         <w:pStyle w:val="Bibliography"/>
@@ -1287,14 +1340,124 @@
         </w:r>
       </w:hyperlink>
     </w:p>
-    <w:bookmarkEnd w:id="42"/>
-    <w:bookmarkStart w:id="44" w:name="ref-problifesaver"/>
+    <w:bookmarkEnd w:id="43"/>
+    <w:bookmarkStart w:id="44" w:name="ref-ross2019first"/>
     <w:p>
       <w:pPr>
         <w:pStyle w:val="Bibliography"/>
       </w:pPr>
       <w:r>
         <w:t xml:space="preserve">[3]</w:t>
+      </w:r>
+      <w:r>
+        <w:t xml:space="preserve"> </w:t>
+      </w:r>
+      <w:r>
+        <w:t xml:space="preserve">	</w:t>
+      </w:r>
+      <w:r>
+        <w:t xml:space="preserve">S. M. Ross,</w:t>
+      </w:r>
+      <w:r>
+        <w:t xml:space="preserve"> </w:t>
+      </w:r>
+      <w:r>
+        <w:rPr>
+          <w:i/>
+          <w:iCs/>
+        </w:rPr>
+        <w:t xml:space="preserve">A first course in probability</w:t>
+      </w:r>
+      <w:r>
+        <w:t xml:space="preserve">, 10th ed. Hoboken, NJ: Pearson, 2019.</w:t>
+      </w:r>
+    </w:p>
+    <w:bookmarkEnd w:id="44"/>
+    <w:bookmarkStart w:id="46" w:name="ref-gut2013"/>
+    <w:p>
+      <w:pPr>
+        <w:pStyle w:val="Bibliography"/>
+      </w:pPr>
+      <w:r>
+        <w:t xml:space="preserve">[4]</w:t>
+      </w:r>
+      <w:r>
+        <w:t xml:space="preserve"> </w:t>
+      </w:r>
+      <w:r>
+        <w:t xml:space="preserve">	</w:t>
+      </w:r>
+      <w:r>
+        <w:t xml:space="preserve">A. Gut,</w:t>
+      </w:r>
+      <w:r>
+        <w:t xml:space="preserve"> </w:t>
+      </w:r>
+      <w:r>
+        <w:rPr>
+          <w:i/>
+          <w:iCs/>
+        </w:rPr>
+        <w:t xml:space="preserve">Probability: A graduate course</w:t>
+      </w:r>
+      <w:r>
+        <w:t xml:space="preserve">, 2nd ed. in Springer texts in statistics. New York: Springer, 2013. doi:</w:t>
+      </w:r>
+      <w:r>
+        <w:t xml:space="preserve"> </w:t>
+      </w:r>
+      <w:hyperlink r:id="rId45">
+        <w:r>
+          <w:rPr>
+            <w:rStyle w:val="Hyperlink"/>
+          </w:rPr>
+          <w:t xml:space="preserve">10.1007/978-1-4614-4708-5</w:t>
+        </w:r>
+      </w:hyperlink>
+      <w:r>
+        <w:t xml:space="preserve">.</w:t>
+      </w:r>
+    </w:p>
+    <w:bookmarkEnd w:id="46"/>
+    <w:bookmarkStart w:id="47" w:name="ref-billingsley1995probability"/>
+    <w:p>
+      <w:pPr>
+        <w:pStyle w:val="Bibliography"/>
+      </w:pPr>
+      <w:r>
+        <w:t xml:space="preserve">[5]</w:t>
+      </w:r>
+      <w:r>
+        <w:t xml:space="preserve"> </w:t>
+      </w:r>
+      <w:r>
+        <w:t xml:space="preserve">	</w:t>
+      </w:r>
+      <w:r>
+        <w:t xml:space="preserve">P. Billingsley,</w:t>
+      </w:r>
+      <w:r>
+        <w:t xml:space="preserve"> </w:t>
+      </w:r>
+      <w:r>
+        <w:rPr>
+          <w:i/>
+          <w:iCs/>
+        </w:rPr>
+        <w:t xml:space="preserve">Probability and measure</w:t>
+      </w:r>
+      <w:r>
+        <w:t xml:space="preserve">, 3rd ed. in Wiley series in probability and mathematical statistics. New York: Wiley, 1995.</w:t>
+      </w:r>
+    </w:p>
+    <w:bookmarkEnd w:id="47"/>
+    <w:bookmarkStart w:id="49" w:name="ref-problifesaver"/>
+    <w:p>
+      <w:pPr>
+        <w:pStyle w:val="Bibliography"/>
+      </w:pPr>
+      <w:r>
+        <w:t xml:space="preserve">[6]</w:t>
       </w:r>
       <w:r>
         <w:t xml:space="preserve"> </w:t>
@@ -1321,7 +1484,7 @@
       <w:r>
         <w:t xml:space="preserve"> </w:t>
       </w:r>
-      <w:hyperlink r:id="rId43">
+      <w:hyperlink r:id="rId48">
         <w:r>
           <w:rPr>
             <w:rStyle w:val="Hyperlink"/>
@@ -1333,14 +1496,14 @@
         <w:t xml:space="preserve">.</w:t>
       </w:r>
     </w:p>
-    <w:bookmarkEnd w:id="44"/>
-    <w:bookmarkStart w:id="46" w:name="ref-hastie2009elements"/>
+    <w:bookmarkEnd w:id="49"/>
+    <w:bookmarkStart w:id="51" w:name="ref-hastie2009elements"/>
     <w:p>
       <w:pPr>
         <w:pStyle w:val="Bibliography"/>
       </w:pPr>
       <w:r>
-        <w:t xml:space="preserve">[4]</w:t>
+        <w:t xml:space="preserve">[7]</w:t>
       </w:r>
       <w:r>
         <w:t xml:space="preserve"> </w:t>
@@ -1367,7 +1530,7 @@
       <w:r>
         <w:t xml:space="preserve"> </w:t>
       </w:r>
-      <w:hyperlink r:id="rId45">
+      <w:hyperlink r:id="rId50">
         <w:r>
           <w:rPr>
             <w:rStyle w:val="Hyperlink"/>
@@ -1379,14 +1542,14 @@
         <w:t xml:space="preserve">.</w:t>
       </w:r>
     </w:p>
-    <w:bookmarkEnd w:id="46"/>
-    <w:bookmarkStart w:id="48" w:name="ref-james2021islr2e"/>
+    <w:bookmarkEnd w:id="51"/>
+    <w:bookmarkStart w:id="53" w:name="ref-james2021islr2e"/>
     <w:p>
       <w:pPr>
         <w:pStyle w:val="Bibliography"/>
       </w:pPr>
       <w:r>
-        <w:t xml:space="preserve">[5]</w:t>
+        <w:t xml:space="preserve">[8]</w:t>
       </w:r>
       <w:r>
         <w:t xml:space="preserve"> </w:t>
@@ -1427,7 +1590,7 @@
       <w:r>
         <w:t xml:space="preserve"> </w:t>
       </w:r>
-      <w:hyperlink r:id="rId47">
+      <w:hyperlink r:id="rId52">
         <w:r>
           <w:rPr>
             <w:rStyle w:val="Hyperlink"/>
@@ -1439,14 +1602,14 @@
         <w:t xml:space="preserve">.</w:t>
       </w:r>
     </w:p>
-    <w:bookmarkEnd w:id="48"/>
-    <w:bookmarkStart w:id="49" w:name="ref-dembo-notes"/>
+    <w:bookmarkEnd w:id="53"/>
+    <w:bookmarkStart w:id="54" w:name="ref-dembo-notes"/>
     <w:p>
       <w:pPr>
         <w:pStyle w:val="Bibliography"/>
       </w:pPr>
       <w:r>
-        <w:t xml:space="preserve">[6]</w:t>
+        <w:t xml:space="preserve">[9]</w:t>
       </w:r>
       <w:r>
         <w:t xml:space="preserve"> </w:t>
@@ -1481,9 +1644,9 @@
         </w:r>
       </w:hyperlink>
     </w:p>
-    <w:bookmarkEnd w:id="49"/>
-    <w:bookmarkEnd w:id="50"/>
-    <w:bookmarkEnd w:id="51"/>
+    <w:bookmarkEnd w:id="54"/>
+    <w:bookmarkEnd w:id="55"/>
+    <w:bookmarkEnd w:id="56"/>
     <w:sectPr>
       <w:footnotePr>
         <w:numRestart w:val="eachSect"/>
